--- a/doc/石榴病例库系统合作开发协议.docx
+++ b/doc/石榴病例库系统合作开发协议.docx
@@ -739,33 +739,7 @@
         <w:rPr>
           <w:rFonts w:hint="eastAsia" w:ascii="楷体" w:hAnsi="楷体" w:eastAsia="楷体" w:cs="楷体"/>
         </w:rPr>
-        <w:t>协议各方</w:t>
-      </w:r>
-      <w:r>
-        <w:rPr>
-          <w:rFonts w:hint="eastAsia" w:ascii="楷体" w:hAnsi="楷体" w:eastAsia="楷体" w:cs="楷体"/>
-          <w:lang w:val="en-US" w:eastAsia="zh-CN"/>
-        </w:rPr>
-        <w:t>在遵循数据安全和隐私保障的前提下</w:t>
-      </w:r>
-      <w:r>
-        <w:rPr>
-          <w:rFonts w:hint="eastAsia" w:ascii="楷体" w:hAnsi="楷体" w:eastAsia="楷体" w:cs="楷体"/>
-        </w:rPr>
-        <w:t>共同开发</w:t>
-      </w:r>
-      <w:r>
-        <w:rPr>
-          <w:rFonts w:hint="eastAsia" w:ascii="楷体" w:hAnsi="楷体" w:eastAsia="楷体" w:cs="楷体"/>
-          <w:lang w:val="en-US" w:eastAsia="zh-CN"/>
-        </w:rPr>
-        <w:t>石榴病例库</w:t>
-      </w:r>
-      <w:r>
-        <w:rPr>
-          <w:rFonts w:hint="eastAsia" w:ascii="楷体" w:hAnsi="楷体" w:eastAsia="楷体" w:cs="楷体"/>
-        </w:rPr>
-        <w:t>系统软件的功能。</w:t>
+        <w:t>协议各方在遵循数据安全、个人信息保护及甲方数据管理要求的前提下共同开发石榴病例库系统软件的功能。本项目以院内授权资料的受控使用和数据脱敏为关键边界，系统设计、开发、测试、部署及交付均应优先采用脱敏、去标识化或匿名化后的数据，不以可直接识别个人身份的信息作为常规处理对象。</w:t>
       </w:r>
     </w:p>
     <w:p>
@@ -803,7 +777,7 @@
         <w:rPr>
           <w:rFonts w:hint="eastAsia" w:ascii="楷体" w:hAnsi="楷体" w:eastAsia="楷体" w:cs="楷体"/>
         </w:rPr>
-        <w:t>院内资料接入与任务管理模块：支持对院方依法授权的医疗资料通过接口接入、文件导入等受控方式完成资料接入、个案建立、资料索引关联及处理任务创建与管理。</w:t>
+        <w:t>院内资料接入、数据脱敏与任务管理模块：支持对院方依法授权的医疗资料通过接口接入、文件导入等受控方式完成资料接入，并在甲方受控环境内对患者姓名、身份证号、手机号、住址、证件号、就诊卡号等直接或高度敏感身份标识进行识别、屏蔽、替换、编码化或去标识化处理；脱敏后的资料用于个案建立、资料索引关联及处理任务创建与管理。</w:t>
       </w:r>
     </w:p>
     <w:p>
@@ -821,7 +795,7 @@
         <w:rPr>
           <w:rFonts w:hint="eastAsia" w:ascii="楷体" w:hAnsi="楷体" w:eastAsia="楷体" w:cs="楷体"/>
         </w:rPr>
-        <w:t>辅助结构化处理模块：对院方授权资料开展文字识别、医学要素提取、结构化字段整理、字段置信度提示及多源信息一致性校验，形成供院内人员复核的结构化结果；</w:t>
+        <w:t>辅助结构化处理模块：对院方授权且经脱敏或去标识化处理后的资料开展文字识别、医学要素提取、结构化字段整理、字段置信度提示及多源信息一致性校验，形成供院内人员复核的结构化结果；因处理需要临时引用原始资料的，应在院内受控环境中完成，并按最小必要原则限制可见范围。</w:t>
       </w:r>
     </w:p>
     <w:p>
@@ -839,7 +813,7 @@
         <w:rPr>
           <w:rFonts w:hint="eastAsia" w:ascii="楷体" w:hAnsi="楷体" w:eastAsia="楷体" w:cs="楷体"/>
         </w:rPr>
-        <w:t>人工复核与结果确认模块：支持院内授权人员对待确认、待补充及存在冲突的字段进行复核、确认与修订，复核结果按院方权限规则回传至院内指定系统或形成院内确认记录；</w:t>
+        <w:t>人工复核与结果确认模块：支持院内授权人员对待确认、待补充及存在冲突的字段进行复核、确认与修订；复核界面默认展示脱敏后的结构化信息，确需查看原始资料或可识别信息的，应按甲方权限规则进行授权、记录和追溯，复核结果按院方权限规则回传至院内指定系统或形成院内确认记录；</w:t>
       </w:r>
     </w:p>
     <w:p>
@@ -857,7 +831,7 @@
         <w:rPr>
           <w:rFonts w:hint="eastAsia" w:ascii="楷体" w:hAnsi="楷体" w:eastAsia="楷体" w:cs="楷体"/>
         </w:rPr>
-        <w:t>案库管理模块：支持以病例编码、研究编号或院内授权标识进行检索，并可按原发部位、瘤种、分期、治疗阶段、药物类别、共病情况、ECOG 评分、肝功能状态及筛查状态等条件进行组合筛选；默认不以患者姓名、身份证号、手机号等直接身份标识作为检索条件；</w:t>
+        <w:t>案库管理模块：支持以病例编码、研究编号或院内授权的脱敏标识进行检索，并可按原发部位、瘤种、分期、治疗阶段、药物类别、共病情况、ECOG 评分、肝功能状态及筛查状态等条件进行组合筛选；默认不以患者姓名、身份证号、手机号等直接身份标识作为检索条件；</w:t>
       </w:r>
     </w:p>
     <w:p>
@@ -877,7 +851,7 @@
           <w:rFonts w:hint="eastAsia" w:ascii="楷体" w:hAnsi="楷体" w:eastAsia="楷体" w:cs="楷体"/>
           <w:lang w:val="en-US" w:eastAsia="zh-CN"/>
         </w:rPr>
-        <w:t>个案详情管理模块：支持对经授权的非直接身份识别临床信息进行集中展示与管理，包括诊断与分期、分子检测与生物标志物、治疗经过与用药信息、检验结果、影像与疗效评估、不良事件、体征及感染状态等结构化内容；</w:t>
+        <w:t>个案详情管理模块：支持对经授权且完成脱敏或去标识化处理的非直接身份识别临床信息进行集中展示与管理，包括诊断与分期、分子检测与生物标志物、治疗经过与用药信息、检验结果、影像与疗效评估、不良事件、体征及感染状态等结构化内容；</w:t>
       </w:r>
     </w:p>
     <w:p>
@@ -897,7 +871,7 @@
           <w:rFonts w:hint="eastAsia" w:ascii="楷体" w:hAnsi="楷体" w:eastAsia="楷体" w:cs="楷体"/>
           <w:lang w:val="en-US" w:eastAsia="zh-CN"/>
         </w:rPr>
-        <w:t>个案纵向时间线与出处关联模块：支持按诊断、病理、治疗、检验、影像、随访、筛查等维度生成个案时间线，并关联相应结构化字段与院内资料出处定位信息；除院方授权场景外，不展示、不导出原始病历全文或完整原始资料；</w:t>
+        <w:t>个案纵向时间线与出处关联模块：支持按诊断、病理、治疗、检验、影像、随访、筛查等维度生成个案时间线，并关联相应结构化字段与院内资料出处定位信息；出处定位以脱敏索引或院内授权标识为主，除院方授权场景外，不展示、不导出原始病历全文、完整原始资料或可直接识别个人身份的信息；</w:t>
       </w:r>
     </w:p>
     <w:p>
@@ -917,7 +891,7 @@
           <w:rFonts w:hint="eastAsia" w:ascii="楷体" w:hAnsi="楷体" w:eastAsia="楷体" w:cs="楷体"/>
           <w:lang w:val="en-US" w:eastAsia="zh-CN"/>
         </w:rPr>
-        <w:t>筛查快照与补充提示模块：支持基于授权字段形成筛查快照，提示“可辅助初筛”“信息待补充”“暂不可筛查”等状态，并识别待补充项及提醒项；</w:t>
+        <w:t>筛查快照与补充提示模块：支持基于授权且已脱敏的字段形成筛查快照，提示“可辅助初筛”“信息待补充”“暂不可筛查”等状态，并识别待补充项及提醒项；</w:t>
       </w:r>
     </w:p>
     <w:p>
@@ -937,7 +911,7 @@
           <w:rFonts w:hint="eastAsia" w:ascii="楷体" w:hAnsi="楷体" w:eastAsia="楷体" w:cs="楷体"/>
           <w:lang w:val="en-US" w:eastAsia="zh-CN"/>
         </w:rPr>
-        <w:t>筛查管理模块：支持对授权范围内个案的筛查进度、状态分布、待补充项汇总及筛查列表进行集中展示和管理；</w:t>
+        <w:t>筛查管理模块：支持对授权范围内个案的筛查进度、状态分布、待补充项汇总及筛查列表进行集中展示和管理；筛查列表默认使用病例编码、研究编号或院内授权脱敏标识，不展示不必要的个人身份信息；</w:t>
       </w:r>
     </w:p>
     <w:p>
@@ -957,7 +931,7 @@
           <w:rFonts w:hint="eastAsia" w:ascii="楷体" w:hAnsi="楷体" w:eastAsia="楷体" w:cs="楷体"/>
           <w:lang w:val="en-US" w:eastAsia="zh-CN"/>
         </w:rPr>
-        <w:t>任务与收件箱模块：支持对资料处理、字段补充、冲突核对等任务进行统一收集、分类展示、状态跟踪与院内流转；</w:t>
+        <w:t>任务与收件箱模块：支持对资料处理、字段补充、冲突核对等任务进行统一收集、分类展示、状态跟踪与院内流转；任务流转过程中应按甲方权限配置控制原始资料、可识别信息和脱敏结果的可见范围；</w:t>
       </w:r>
     </w:p>
     <w:p>
@@ -977,185 +951,27 @@
           <w:rFonts w:hint="eastAsia" w:ascii="楷体" w:hAnsi="楷体" w:eastAsia="楷体" w:cs="楷体"/>
           <w:lang w:val="en-US" w:eastAsia="zh-CN"/>
         </w:rPr>
-        <w:t>数据概览与常用入口模块：支持以统计汇总方式展示个案数量、筛查进度、待处理事项等概览信息，并提供个案库、收件箱、筛查管理等常用功能入口；概览展示默认不呈现不必要的个人身份信息。</w:t>
-      </w:r>
-    </w:p>
-    <w:p>
-      <w:pPr>
-        <w:widowControl w:val="0"/>
-        <w:numPr>
-          <w:numId w:val="0"/>
-        </w:numPr>
-        <w:jc w:val="both"/>
-        <w:rPr>
-          <w:rFonts w:hint="eastAsia" w:ascii="楷体" w:hAnsi="楷体" w:eastAsia="楷体" w:cs="楷体"/>
-          <w:lang w:val="en-US" w:eastAsia="zh-CN"/>
-        </w:rPr>
-      </w:pPr>
-    </w:p>
-    <w:p>
-      <w:pPr>
-        <w:widowControl w:val="0"/>
-        <w:numPr>
-          <w:numId w:val="0"/>
-        </w:numPr>
-        <w:jc w:val="both"/>
-        <w:rPr>
-          <w:rFonts w:hint="eastAsia" w:ascii="楷体" w:hAnsi="楷体" w:eastAsia="楷体" w:cs="楷体"/>
-          <w:lang w:val="en-US" w:eastAsia="zh-CN"/>
-        </w:rPr>
-      </w:pPr>
-    </w:p>
-    <w:p>
-      <w:pPr>
-        <w:widowControl w:val="0"/>
-        <w:numPr>
-          <w:numId w:val="0"/>
-        </w:numPr>
-        <w:jc w:val="both"/>
-        <w:rPr>
-          <w:rFonts w:hint="eastAsia" w:ascii="楷体" w:hAnsi="楷体" w:eastAsia="楷体" w:cs="楷体"/>
-          <w:lang w:val="en-US" w:eastAsia="zh-CN"/>
-        </w:rPr>
-      </w:pPr>
-    </w:p>
-    <w:p>
-      <w:pPr>
-        <w:widowControl w:val="0"/>
-        <w:numPr>
-          <w:numId w:val="0"/>
-        </w:numPr>
-        <w:jc w:val="both"/>
-        <w:rPr>
-          <w:rFonts w:hint="eastAsia" w:ascii="楷体" w:hAnsi="楷体" w:eastAsia="楷体" w:cs="楷体"/>
-          <w:lang w:val="en-US" w:eastAsia="zh-CN"/>
-        </w:rPr>
-      </w:pPr>
-    </w:p>
-    <w:p>
-      <w:pPr>
-        <w:widowControl w:val="0"/>
-        <w:numPr>
-          <w:numId w:val="0"/>
-        </w:numPr>
-        <w:jc w:val="both"/>
-        <w:rPr>
-          <w:rFonts w:hint="eastAsia" w:ascii="楷体" w:hAnsi="楷体" w:eastAsia="楷体" w:cs="楷体"/>
-          <w:lang w:val="en-US" w:eastAsia="zh-CN"/>
-        </w:rPr>
-      </w:pPr>
-    </w:p>
-    <w:p>
-      <w:pPr>
-        <w:numPr>
-          <w:numId w:val="0"/>
-        </w:numPr>
-        <w:ind w:leftChars="0"/>
-        <w:rPr>
-          <w:rFonts w:hint="eastAsia" w:ascii="楷体" w:hAnsi="楷体" w:eastAsia="楷体" w:cs="楷体"/>
-          <w:lang w:val="en-US" w:eastAsia="zh-CN"/>
-        </w:rPr>
-      </w:pPr>
-      <w:r>
-        <w:rPr>
-          <w:rFonts w:hint="eastAsia" w:ascii="楷体" w:hAnsi="楷体" w:eastAsia="楷体" w:cs="楷体"/>
-          <w:lang w:val="en-US" w:eastAsia="zh-CN"/>
-        </w:rPr>
-        <w:t>数据安全方面包含以下范围：</w:t>
+        <w:t>数据概览与常用入口模块：支持以统计汇总方式展示个案数量、筛查进度、待处理事项等概览信息，并提供个案库、收件箱、筛查管理等常用功能入口；概览展示仅呈现汇总统计或脱敏后的业务信息，默认不呈现不必要的个人身份信息。</w:t>
       </w:r>
     </w:p>
     <w:p>
       <w:pPr>
         <w:numPr>
           <w:ilvl w:val="0"/>
-          <w:numId w:val="3"/>
+          <w:numId w:val="2"/>
         </w:numPr>
-        <w:ind w:leftChars="0"/>
-        <w:rPr>
-          <w:rFonts w:hint="default" w:ascii="楷体" w:hAnsi="楷体" w:eastAsia="楷体" w:cs="楷体"/>
-          <w:lang w:val="en-US" w:eastAsia="zh-CN"/>
-        </w:rPr>
-      </w:pPr>
-      <w:r>
-        <w:rPr>
-          <w:rFonts w:hint="default" w:ascii="楷体" w:hAnsi="楷体" w:eastAsia="楷体" w:cs="楷体"/>
-          <w:lang w:val="en-US" w:eastAsia="zh-CN"/>
-        </w:rPr>
-        <w:t>系统部署、数据存储、处理及日志留存均在院方或院方指定的境内受控环境内完成</w:t>
-      </w:r>
-      <w:r>
-        <w:rPr>
-          <w:rFonts w:hint="eastAsia" w:ascii="楷体" w:hAnsi="楷体" w:eastAsia="楷体" w:cs="楷体"/>
-          <w:lang w:val="en-US" w:eastAsia="zh-CN"/>
-        </w:rPr>
-        <w:t>。</w:t>
-      </w:r>
-    </w:p>
-    <w:p>
-      <w:pPr>
-        <w:numPr>
-          <w:ilvl w:val="0"/>
-          <w:numId w:val="3"/>
-        </w:numPr>
-        <w:ind w:leftChars="0"/>
-        <w:rPr>
-          <w:rFonts w:hint="default" w:ascii="楷体" w:hAnsi="楷体" w:eastAsia="楷体" w:cs="楷体"/>
-          <w:lang w:val="en-US" w:eastAsia="zh-CN"/>
-        </w:rPr>
-      </w:pPr>
-      <w:r>
-        <w:rPr>
-          <w:rFonts w:hint="default" w:ascii="楷体" w:hAnsi="楷体" w:eastAsia="楷体" w:cs="楷体"/>
-          <w:lang w:val="en-US" w:eastAsia="zh-CN"/>
-        </w:rPr>
-        <w:t>未经院方书面批准，乙方不得复制、导出、共享或另作他用任何原始病历资料及可识别个人信息</w:t>
-      </w:r>
-      <w:r>
-        <w:rPr>
-          <w:rFonts w:hint="eastAsia" w:ascii="楷体" w:hAnsi="楷体" w:eastAsia="楷体" w:cs="楷体"/>
-          <w:lang w:val="en-US" w:eastAsia="zh-CN"/>
-        </w:rPr>
-        <w:t>。</w:t>
-      </w:r>
-    </w:p>
-    <w:p>
-      <w:pPr>
-        <w:numPr>
-          <w:ilvl w:val="0"/>
-          <w:numId w:val="3"/>
-        </w:numPr>
-        <w:ind w:leftChars="0"/>
-        <w:rPr>
-          <w:rFonts w:hint="default" w:ascii="楷体" w:hAnsi="楷体" w:eastAsia="楷体" w:cs="楷体"/>
-          <w:lang w:val="en-US" w:eastAsia="zh-CN"/>
-        </w:rPr>
-      </w:pPr>
-      <w:r>
-        <w:rPr>
-          <w:rFonts w:hint="default" w:ascii="楷体" w:hAnsi="楷体" w:eastAsia="楷体" w:cs="楷体"/>
-          <w:lang w:val="en-US" w:eastAsia="zh-CN"/>
-        </w:rPr>
-        <w:t>涉及敏感个人信息处理的合法性基础、授权同意、伦理审批及院内审批，由院方按规定落实；乙方仅在院方授权范围内提供受托处理服务。</w:t>
-      </w:r>
-    </w:p>
-    <w:p>
-      <w:pPr>
-        <w:numPr>
-          <w:ilvl w:val="0"/>
-          <w:numId w:val="3"/>
-        </w:numPr>
-        <w:ind w:leftChars="0"/>
-        <w:rPr>
-          <w:rFonts w:hint="default" w:ascii="楷体" w:hAnsi="楷体" w:eastAsia="楷体" w:cs="楷体"/>
-          <w:lang w:val="en-US" w:eastAsia="zh-CN"/>
-        </w:rPr>
-      </w:pPr>
-      <w:r>
-        <w:rPr>
-          <w:rFonts w:hint="default" w:ascii="楷体" w:hAnsi="楷体" w:eastAsia="楷体" w:cs="楷体"/>
-          <w:lang w:val="en-US" w:eastAsia="zh-CN"/>
-        </w:rPr>
-        <w:t>如确需接触原始资料，仅限在院内受控环境中按最小必要原则临时处理，不形成院外留存。</w:t>
+        <w:ind w:left="0" w:leftChars="0" w:firstLine="0" w:firstLineChars="0"/>
+        <w:rPr>
+          <w:rFonts w:hint="eastAsia" w:ascii="楷体" w:hAnsi="楷体" w:eastAsia="楷体" w:cs="楷体"/>
+          <w:lang w:val="en-US" w:eastAsia="zh-CN"/>
+        </w:rPr>
+      </w:pPr>
+      <w:r>
+        <w:rPr>
+          <w:rFonts w:hint="eastAsia" w:ascii="楷体" w:hAnsi="楷体" w:eastAsia="楷体" w:cs="楷体"/>
+          <w:lang w:val="en-US" w:eastAsia="zh-CN"/>
+        </w:rPr>
+        <w:t>数据脱敏规则配置与留痕模块：支持按照甲方确认的数据范围、字段字典和权限规则，对直接身份标识、准标识符及敏感字段配置脱敏策略，并记录脱敏处理、授权访问、导入导出及异常操作日志，便于甲方进行审计追溯</w:t>
       </w:r>
     </w:p>
     <w:p>
@@ -1174,6 +990,134 @@
     </w:p>
     <w:p>
       <w:pPr>
+        <w:widowControl w:val="0"/>
+        <w:numPr>
+          <w:ilvl w:val="0"/>
+          <w:numId w:val="0"/>
+        </w:numPr>
+        <w:jc w:val="both"/>
+        <w:rPr>
+          <w:rFonts w:hint="eastAsia" w:ascii="楷体" w:hAnsi="楷体" w:eastAsia="楷体" w:cs="楷体"/>
+          <w:lang w:val="en-US" w:eastAsia="zh-CN"/>
+        </w:rPr>
+      </w:pPr>
+    </w:p>
+    <w:p>
+      <w:pPr>
+        <w:numPr>
+          <w:ilvl w:val="0"/>
+          <w:numId w:val="0"/>
+        </w:numPr>
+        <w:ind w:leftChars="0"/>
+        <w:rPr>
+          <w:rFonts w:hint="eastAsia" w:ascii="楷体" w:hAnsi="楷体" w:eastAsia="楷体" w:cs="楷体"/>
+          <w:lang w:val="en-US" w:eastAsia="zh-CN"/>
+        </w:rPr>
+      </w:pPr>
+      <w:r>
+        <w:rPr>
+          <w:rFonts w:hint="eastAsia" w:ascii="楷体" w:hAnsi="楷体" w:eastAsia="楷体" w:cs="楷体"/>
+          <w:lang w:val="en-US" w:eastAsia="zh-CN"/>
+        </w:rPr>
+        <w:t>数据安全与数据脱敏方面包含以下范围：</w:t>
+      </w:r>
+    </w:p>
+    <w:p>
+      <w:pPr>
+        <w:numPr>
+          <w:ilvl w:val="0"/>
+          <w:numId w:val="3"/>
+        </w:numPr>
+        <w:ind w:leftChars="0"/>
+        <w:rPr>
+          <w:rFonts w:hint="default" w:ascii="楷体" w:hAnsi="楷体" w:eastAsia="楷体" w:cs="楷体"/>
+          <w:lang w:val="en-US" w:eastAsia="zh-CN"/>
+        </w:rPr>
+      </w:pPr>
+      <w:r>
+        <w:rPr>
+          <w:rFonts w:hint="default" w:ascii="楷体" w:hAnsi="楷体" w:eastAsia="楷体" w:cs="楷体"/>
+          <w:lang w:val="en-US" w:eastAsia="zh-CN"/>
+        </w:rPr>
+        <w:t>系统部署、数据存储、数据脱敏、结构化处理及日志留存均在院方或院方指定的境内受控环境内完成。</w:t>
+      </w:r>
+    </w:p>
+    <w:p>
+      <w:pPr>
+        <w:numPr>
+          <w:ilvl w:val="0"/>
+          <w:numId w:val="3"/>
+        </w:numPr>
+        <w:ind w:leftChars="0"/>
+        <w:rPr>
+          <w:rFonts w:hint="default" w:ascii="楷体" w:hAnsi="楷体" w:eastAsia="楷体" w:cs="楷体"/>
+          <w:lang w:val="en-US" w:eastAsia="zh-CN"/>
+        </w:rPr>
+      </w:pPr>
+      <w:r>
+        <w:rPr>
+          <w:rFonts w:hint="default" w:ascii="楷体" w:hAnsi="楷体" w:eastAsia="楷体" w:cs="楷体"/>
+          <w:lang w:val="en-US" w:eastAsia="zh-CN"/>
+        </w:rPr>
+        <w:t>未经院方书面批准，乙方不得复制、导出、共享、还原、反向识别或另作他用任何原始病历资料、脱敏前数据、脱敏映射关系及可识别个人信息。</w:t>
+      </w:r>
+    </w:p>
+    <w:p>
+      <w:pPr>
+        <w:numPr>
+          <w:ilvl w:val="0"/>
+          <w:numId w:val="3"/>
+        </w:numPr>
+        <w:ind w:leftChars="0"/>
+        <w:rPr>
+          <w:rFonts w:hint="default" w:ascii="楷体" w:hAnsi="楷体" w:eastAsia="楷体" w:cs="楷体"/>
+          <w:lang w:val="en-US" w:eastAsia="zh-CN"/>
+        </w:rPr>
+      </w:pPr>
+      <w:r>
+        <w:rPr>
+          <w:rFonts w:hint="default" w:ascii="楷体" w:hAnsi="楷体" w:eastAsia="楷体" w:cs="楷体"/>
+          <w:lang w:val="en-US" w:eastAsia="zh-CN"/>
+        </w:rPr>
+        <w:t>涉及敏感个人信息处理、数据脱敏规则确认、合法性基础、授权同意、伦理审批及院内审批，由院方按规定落实；乙方仅在院方授权范围内提供受托处理和技术支持服务。</w:t>
+      </w:r>
+    </w:p>
+    <w:p>
+      <w:pPr>
+        <w:numPr>
+          <w:ilvl w:val="0"/>
+          <w:numId w:val="3"/>
+        </w:numPr>
+        <w:ind w:leftChars="0"/>
+        <w:rPr>
+          <w:rFonts w:hint="default" w:ascii="楷体" w:hAnsi="楷体" w:eastAsia="楷体" w:cs="楷体"/>
+          <w:lang w:val="en-US" w:eastAsia="zh-CN"/>
+        </w:rPr>
+      </w:pPr>
+      <w:r>
+        <w:rPr>
+          <w:rFonts w:hint="default" w:ascii="楷体" w:hAnsi="楷体" w:eastAsia="楷体" w:cs="楷体"/>
+          <w:lang w:val="en-US" w:eastAsia="zh-CN"/>
+        </w:rPr>
+        <w:t>如确需接触原始资料或脱敏前数据，仅限在院内受控环境中按最小必要原则临时处理，不形成院外留存；处理完成后应优先使用脱敏结果开展后续开发、测试、展示、筛查和统计分析。</w:t>
+      </w:r>
+    </w:p>
+    <w:p>
+      <w:pPr>
+        <w:widowControl w:val="0"/>
+        <w:numPr>
+          <w:ilvl w:val="0"/>
+          <w:numId w:val="0"/>
+        </w:numPr>
+        <w:jc w:val="both"/>
+        <w:rPr>
+          <w:rFonts w:hint="eastAsia" w:ascii="楷体" w:hAnsi="楷体" w:eastAsia="楷体" w:cs="楷体"/>
+          <w:lang w:val="en-US" w:eastAsia="zh-CN"/>
+        </w:rPr>
+      </w:pPr>
+    </w:p>
+    <w:p>
+      <w:pPr>
         <w:numPr>
           <w:ilvl w:val="0"/>
           <w:numId w:val="1"/>
@@ -1380,6 +1324,8 @@
         </w:rPr>
         <w:t>维护工作，并考虑到各方软件的兼容和接合。如部分合作人发生特殊技术困难，其余合作方有义务为其提供合理适当的技术帮助。</w:t>
       </w:r>
+      <w:bookmarkStart w:id="0" w:name="_GoBack"/>
+      <w:bookmarkEnd w:id="0"/>
     </w:p>
     <w:p>
       <w:pPr>
@@ -1592,8 +1538,6 @@
           <w:rFonts w:hint="eastAsia" w:ascii="楷体" w:hAnsi="楷体" w:eastAsia="楷体" w:cs="楷体"/>
         </w:rPr>
       </w:pPr>
-      <w:bookmarkStart w:id="0" w:name="_GoBack"/>
-      <w:bookmarkEnd w:id="0"/>
     </w:p>
     <w:p>
       <w:pPr>
